--- a/clinica-alma/대본/1부/02화_Javier.docx
+++ b/clinica-alma/대본/1부/02화_Javier.docx
@@ -122,7 +122,7 @@
         <w:t xml:space="preserve"> </w:t>
       </w:r>
       <w:r>
-        <w:t xml:space="preserve">- 사용 변이: 마드리드. porras(마드리드식 굵은 추로), café con leche, tortilla cuajada, Argnzuela 등 지명, vale.</w:t>
+        <w:t xml:space="preserve">- 사용 변이: 마드리드. porras(마드리드식 굵은 추로), café con leche, tortilla cuajada(잘 익힌 토르티야), Arganzuela·Bravo Murillo 등 지명, vale.</w:t>
       </w:r>
       <w:r>
         <w:t xml:space="preserve"> </w:t>
